--- a/downloads/documents/05 Materials/Unit 03/Slides/Slides 03.03 - Adolescence What Is Changing and Why It Is Normal.docx
+++ b/downloads/documents/05 Materials/Unit 03/Slides/Slides 03.03 - Adolescence What Is Changing and Why It Is Normal.docx
@@ -743,7 +743,25 @@
         <w:t xml:space="preserve"> </w:t>
       </w:r>
       <w:r>
-        <w:t xml:space="preserve">Notes: Students copy the rule and the list onto Part 2. This list is the one thing nobody leaves without.</w:t>
+        <w:t xml:space="preserve">Notes: Students copy the rule and the list into the</w:t>
+      </w:r>
+      <w:r>
+        <w:t xml:space="preserve"> </w:t>
+      </w:r>
+      <w:r>
+        <w:t xml:space="preserve">“</w:t>
+      </w:r>
+      <w:r>
+        <w:t xml:space="preserve">Normal is a range</w:t>
+      </w:r>
+      <w:r>
+        <w:t xml:space="preserve">”</w:t>
+      </w:r>
+      <w:r>
+        <w:t xml:space="preserve"> </w:t>
+      </w:r>
+      <w:r>
+        <w:t xml:space="preserve">box on the handout, after Part 3. This list is the one thing nobody leaves without.</w:t>
       </w:r>
     </w:p>
     <w:p>

--- a/downloads/documents/05 Materials/Unit 03/Slides/Slides 03.03 - Adolescence What Is Changing and Why It Is Normal.docx
+++ b/downloads/documents/05 Materials/Unit 03/Slides/Slides 03.03 - Adolescence What Is Changing and Why It Is Normal.docx
@@ -233,7 +233,7 @@
         <w:pStyle w:val="Compact"/>
       </w:pPr>
       <w:r>
-        <w:t xml:space="preserve">Growth spurts: arms and legs first, so clumsy for a while</w:t>
+        <w:t xml:space="preserve">Growth spurts: arms and legs grow first, so you may feel clumsy for a while</w:t>
       </w:r>
     </w:p>
     <w:p>
@@ -537,7 +537,7 @@
         <w:pStyle w:val="Compact"/>
       </w:pPr>
       <w:r>
-        <w:t xml:space="preserve">Twelve strips. Pairs. Sort into MYTH and FACT</w:t>
+        <w:t xml:space="preserve">Twelve strips. Work in pairs. Sort them into MYTH and FACT</w:t>
       </w:r>
     </w:p>
     <w:p>
